--- a/Mapped Curriculum Lesson - Supplemental Material/Grade 8/Lesson 33 - Functions with Results/Functions with Results - Concept Sheet.docx
+++ b/Mapped Curriculum Lesson - Supplemental Material/Grade 8/Lesson 33 - Functions with Results/Functions with Results - Concept Sheet.docx
@@ -67,11 +67,27 @@
       </w:pPr>
       <w:r>
         <w:rPr>
+          <w:color w:val="C45E00"/>
+          <w:sz w:val="28"/>
+          <w:szCs w:val="28"/>
+        </w:rPr>
+        <w:t>def</w:t>
+      </w:r>
+      <w:r>
+        <w:rPr>
+          <w:color w:val="080808"/>
+          <w:sz w:val="28"/>
+          <w:szCs w:val="28"/>
+        </w:rPr>
+        <w:t xml:space="preserve"> </w:t>
+      </w:r>
+      <w:r>
+        <w:rPr>
           <w:color w:val="1750EB"/>
           <w:sz w:val="28"/>
           <w:szCs w:val="28"/>
         </w:rPr>
-        <w:t>def</w:t>
+        <w:t>add_score</w:t>
       </w:r>
       <w:r>
         <w:rPr>
@@ -79,28 +95,88 @@
           <w:sz w:val="28"/>
           <w:szCs w:val="28"/>
         </w:rPr>
-        <w:t xml:space="preserve"> </w:t>
-      </w:r>
-      <w:r>
-        <w:rPr>
+        <w:t>(first, second):</w:t>
+      </w:r>
+    </w:p>
+    <w:p>
+      <w:pPr>
+        <w:ind w:left="720" w:firstLine="720"/>
+      </w:pPr>
+    </w:p>
+    <w:p>
+      <w:pPr>
+        <w:rPr>
+          <w:rStyle w:val="Heading2Char"/>
+        </w:rPr>
+      </w:pPr>
+      <w:r>
+        <w:rPr>
+          <w:rStyle w:val="Heading2Char"/>
+        </w:rPr>
+        <w:t>Argument</w:t>
+      </w:r>
+    </w:p>
+    <w:p>
+      <w:pPr>
+        <w:ind w:firstLine="720"/>
+      </w:pPr>
+      <w:r>
+        <w:t xml:space="preserve">Definition: </w:t>
+      </w:r>
+    </w:p>
+    <w:p>
+      <w:pPr>
+        <w:ind w:left="1440"/>
+      </w:pPr>
+      <w:r>
+        <w:rPr>
+          <w:color w:val="080808"/>
+        </w:rPr>
+        <w:t>A value placed inside a function call. Arguments are matched to parameters from left to right.</w:t>
+      </w:r>
+    </w:p>
+    <w:p>
+      <w:pPr>
+        <w:ind w:firstLine="720"/>
+      </w:pPr>
+      <w:r>
+        <w:t>Example:</w:t>
+      </w:r>
+    </w:p>
+    <w:p>
+      <w:pPr>
+        <w:ind w:left="720" w:firstLine="720"/>
+        <w:rPr>
+          <w:rFonts w:ascii="JetBrains Mono" w:hAnsi="JetBrains Mono" w:cs="JetBrains Mono"/>
+          <w:sz w:val="28"/>
+          <w:szCs w:val="28"/>
+        </w:rPr>
+      </w:pPr>
+      <w:r>
+        <w:rPr>
+          <w:sz w:val="28"/>
+          <w:szCs w:val="28"/>
           <w:color w:val="1750EB"/>
-          <w:sz w:val="28"/>
-          <w:szCs w:val="28"/>
         </w:rPr>
         <w:t>add_score</w:t>
       </w:r>
       <w:r>
         <w:rPr>
+          <w:sz w:val="28"/>
+          <w:szCs w:val="28"/>
           <w:color w:val="080808"/>
-          <w:sz w:val="28"/>
-          <w:szCs w:val="28"/>
-        </w:rPr>
-        <w:t>(first, second):</w:t>
+        </w:rPr>
+        <w:t>(7, 5)</w:t>
       </w:r>
     </w:p>
     <w:p>
       <w:pPr>
         <w:ind w:left="720" w:firstLine="720"/>
+        <w:rPr>
+          <w:rFonts w:ascii="JetBrains Mono" w:hAnsi="JetBrains Mono" w:cs="JetBrains Mono"/>
+          <w:sz w:val="28"/>
+          <w:szCs w:val="28"/>
+        </w:rPr>
       </w:pPr>
     </w:p>
     <w:p>
@@ -113,7 +189,7 @@
         <w:rPr>
           <w:rStyle w:val="Heading2Char"/>
         </w:rPr>
-        <w:t>Argument</w:t>
+        <w:t>return</w:t>
       </w:r>
     </w:p>
     <w:p>
@@ -132,7 +208,7 @@
         <w:rPr>
           <w:color w:val="080808"/>
         </w:rPr>
-        <w:t>A value placed inside a function call. Arguments are matched to parameters from left to right.</w:t>
+        <w:t>Sends a value from the function back to the line which called it.</w:t>
       </w:r>
     </w:p>
     <w:p>
@@ -156,83 +232,7 @@
         <w:rPr>
           <w:sz w:val="28"/>
           <w:szCs w:val="28"/>
-          <w:color w:val="1750EB"/>
-        </w:rPr>
-        <w:t>add_score</w:t>
-      </w:r>
-      <w:r>
-        <w:rPr>
-          <w:sz w:val="28"/>
-          <w:szCs w:val="28"/>
-          <w:color w:val="080808"/>
-        </w:rPr>
-        <w:t>(7, 5)</w:t>
-      </w:r>
-    </w:p>
-    <w:p>
-      <w:pPr>
-        <w:ind w:left="720" w:firstLine="720"/>
-        <w:rPr>
-          <w:rFonts w:ascii="JetBrains Mono" w:hAnsi="JetBrains Mono" w:cs="JetBrains Mono"/>
-          <w:sz w:val="28"/>
-          <w:szCs w:val="28"/>
-        </w:rPr>
-      </w:pPr>
-    </w:p>
-    <w:p>
-      <w:pPr>
-        <w:rPr>
-          <w:rStyle w:val="Heading2Char"/>
-        </w:rPr>
-      </w:pPr>
-      <w:r>
-        <w:rPr>
-          <w:rStyle w:val="Heading2Char"/>
-        </w:rPr>
-        <w:t>return</w:t>
-      </w:r>
-    </w:p>
-    <w:p>
-      <w:pPr>
-        <w:ind w:firstLine="720"/>
-      </w:pPr>
-      <w:r>
-        <w:t xml:space="preserve">Definition: </w:t>
-      </w:r>
-    </w:p>
-    <w:p>
-      <w:pPr>
-        <w:ind w:left="1440"/>
-      </w:pPr>
-      <w:r>
-        <w:rPr>
-          <w:color w:val="080808"/>
-        </w:rPr>
-        <w:t>Sends a value from the function back to the line which called it.</w:t>
-      </w:r>
-    </w:p>
-    <w:p>
-      <w:pPr>
-        <w:ind w:firstLine="720"/>
-      </w:pPr>
-      <w:r>
-        <w:t>Example:</w:t>
-      </w:r>
-    </w:p>
-    <w:p>
-      <w:pPr>
-        <w:ind w:left="720" w:firstLine="720"/>
-        <w:rPr>
-          <w:rFonts w:ascii="JetBrains Mono" w:hAnsi="JetBrains Mono" w:cs="JetBrains Mono"/>
-          <w:sz w:val="28"/>
-          <w:szCs w:val="28"/>
-        </w:rPr>
-      </w:pPr>
-      <w:r>
-        <w:rPr>
-          <w:sz w:val="28"/>
-          <w:szCs w:val="28"/>
-          <w:color w:val="1750EB"/>
+          <w:color w:val="C45E00"/>
         </w:rPr>
         <w:t>return</w:t>
       </w:r>
@@ -389,11 +389,27 @@
       </w:pPr>
       <w:r>
         <w:rPr>
+          <w:color w:val="C45E00"/>
+          <w:sz w:val="28"/>
+          <w:szCs w:val="28"/>
+        </w:rPr>
+        <w:t>def</w:t>
+      </w:r>
+      <w:r>
+        <w:rPr>
+          <w:color w:val="080808"/>
+          <w:sz w:val="28"/>
+          <w:szCs w:val="28"/>
+        </w:rPr>
+        <w:t xml:space="preserve"> </w:t>
+      </w:r>
+      <w:r>
+        <w:rPr>
           <w:color w:val="1750EB"/>
           <w:sz w:val="28"/>
           <w:szCs w:val="28"/>
         </w:rPr>
-        <w:t>def</w:t>
+        <w:t>add_score</w:t>
       </w:r>
       <w:r>
         <w:rPr>
@@ -401,15 +417,7 @@
           <w:sz w:val="28"/>
           <w:szCs w:val="28"/>
         </w:rPr>
-        <w:t xml:space="preserve"> </w:t>
-      </w:r>
-      <w:r>
-        <w:rPr>
-          <w:color w:val="1750EB"/>
-          <w:sz w:val="28"/>
-          <w:szCs w:val="28"/>
-        </w:rPr>
-        <w:t>add_score</w:t>
+        <w:t>(first, second):</w:t>
       </w:r>
       <w:r>
         <w:rPr>
@@ -417,7 +425,7 @@
           <w:sz w:val="28"/>
           <w:szCs w:val="28"/>
         </w:rPr>
-        <w:t>(first, second):</w:t>
+        <w:br/>
       </w:r>
       <w:r>
         <w:rPr>
@@ -425,6 +433,14 @@
           <w:sz w:val="28"/>
           <w:szCs w:val="28"/>
         </w:rPr>
+        <w:t xml:space="preserve">    total = first + second</w:t>
+      </w:r>
+      <w:r>
+        <w:rPr>
+          <w:color w:val="080808"/>
+          <w:sz w:val="28"/>
+          <w:szCs w:val="28"/>
+        </w:rPr>
         <w:br/>
       </w:r>
       <w:r>
@@ -433,27 +449,11 @@
           <w:sz w:val="28"/>
           <w:szCs w:val="28"/>
         </w:rPr>
-        <w:t xml:space="preserve">    total = first + second</w:t>
-      </w:r>
-      <w:r>
-        <w:rPr>
-          <w:color w:val="080808"/>
-          <w:sz w:val="28"/>
-          <w:szCs w:val="28"/>
-        </w:rPr>
-        <w:br/>
-      </w:r>
-      <w:r>
-        <w:rPr>
-          <w:color w:val="080808"/>
-          <w:sz w:val="28"/>
-          <w:szCs w:val="28"/>
-        </w:rPr>
         <w:t xml:space="preserve">    </w:t>
       </w:r>
       <w:r>
         <w:rPr>
-          <w:color w:val="1750EB"/>
+          <w:color w:val="C45E00"/>
           <w:sz w:val="28"/>
           <w:szCs w:val="28"/>
         </w:rPr>
